--- a/docs/Plano_de_Projeto.docx
+++ b/docs/Plano_de_Projeto.docx
@@ -1008,7 +1008,7 @@
         <w:t xml:space="preserve">UC1 — Catálogo e Busca:</w:t>
       </w:r>
       <w:r>
-        <w:t xml:space="preserve"> busca de mangás na API do MangaDex por título, gênero e autor; listagem paginada de resultados; visualização da ficha completa de um mangá com capa, sinopse e lista de capítulos.</w:t>
+        <w:t xml:space="preserve"> busca de mangás na API do MangaDex por título e gênero; listagem paginada de resultados; visualização da ficha completa de um mangá com capa, sinopse e lista de capítulos.</w:t>
       </w:r>
     </w:p>
     <w:p>
@@ -3753,7 +3753,7 @@
         <w:t xml:space="preserve">Service Layer:</w:t>
       </w:r>
       <w:r>
-        <w:t xml:space="preserve"> concentra as regras de negócio. Exemplos: BibliotecaService, LeituraService, MangaDexService, TraducaoService.</w:t>
+        <w:t xml:space="preserve"> concentra as regras de negócio. Exemplos: CatalogoService, LeitorService, BibliotecaService, HistoricoService, RelatorioService (TraducaoService planejado para o UC4).</w:t>
       </w:r>
     </w:p>
     <w:p>
@@ -3791,7 +3791,7 @@
         <w:t xml:space="preserve">Model:</w:t>
       </w:r>
       <w:r>
-        <w:t xml:space="preserve"> records imutáveis representando entidades do domínio (Manga, Capitulo, Pagina, ItemBiblioteca, HistoricoLeitura).</w:t>
+        <w:t xml:space="preserve"> records imutáveis representando entidades do domínio (Manga, Capitulo, Pagina, ItemBiblioteca, Progresso, LeituraRecente).</w:t>
       </w:r>
     </w:p>
     <w:p>
